--- a/downloads/sections/t18-l01-university-is-a-catalog-not-a-secret-exam-code-sources.docx
+++ b/downloads/sections/t18-l01-university-is-a-catalog-not-a-secret-exam-code-sources.docx
@@ -29,7 +29,7 @@
     </w:p>
     <w:p>
       <w:r>
-        <w:t>confirm. The curriculum brief is from April 2023. Course lists move. This lab found no public administrator exam code to quote.. last checked 2026-10.</w:t>
+        <w:t>confirm. The curriculum brief is from April 2023. Course lists move. This lab found no public administrator exam code to quote. last checked 2026-10.</w:t>
       </w:r>
     </w:p>
   </w:body>
